--- a/examples/devon-park-resume.docx
+++ b/examples/devon-park-resume.docx
@@ -84,7 +84,7 @@
           <w:color w:val="555566"/>
           <w:sz w:val="20"/>
         </w:rPr>
-        <w:t xml:space="preserve"> · Minneapolis, MN · Open to remote (US)</w:t>
+        <w:t xml:space="preserve"> · Minneapolis, MN</w:t>
       </w:r>
     </w:p>
     <w:p>
